--- a/SRC_Q&A/Group22_SRS.docx
+++ b/SRC_Q&A/Group22_SRS.docx
@@ -16,6 +16,7 @@
           <w:szCs w:val="44"/>
         </w:rPr>
       </w:pPr>
+      <w:bookmarkStart w:id="0" w:name="_GoBack"/>
       <w:r>
         <w:rPr>
           <w:rFonts w:ascii="Times New Roman" w:eastAsia="Times New Roman" w:hAnsi="Times New Roman" w:cs="Times New Roman"/>
@@ -71,25 +72,7 @@
           <w:sz w:val="40"/>
           <w:szCs w:val="40"/>
         </w:rPr>
-        <w:t>🙡</w:t>
-      </w:r>
-      <w:r>
-        <w:rPr>
-          <w:rFonts w:ascii="Times New Roman" w:eastAsia="Times New Roman" w:hAnsi="Times New Roman" w:cs="Times New Roman"/>
-          <w:b/>
-          <w:sz w:val="40"/>
-          <w:szCs w:val="40"/>
-        </w:rPr>
-        <w:t>-------</w:t>
-      </w:r>
-      <w:r>
-        <w:rPr>
-          <w:rFonts w:ascii="Times New Roman" w:eastAsia="Times New Roman" w:hAnsi="Times New Roman" w:cs="Times New Roman"/>
-          <w:b/>
-          <w:sz w:val="40"/>
-          <w:szCs w:val="40"/>
-        </w:rPr>
-        <w:t>🙣</w:t>
+        <w:t>🙡-------🙣</w:t>
       </w:r>
     </w:p>
     <w:p>
@@ -383,15 +366,7 @@
           <w:sz w:val="28"/>
           <w:szCs w:val="28"/>
         </w:rPr>
-        <w:t>..........................</w:t>
-      </w:r>
-      <w:r>
-        <w:rPr>
-          <w:rFonts w:ascii="Times New Roman" w:eastAsia="Times New Roman" w:hAnsi="Times New Roman" w:cs="Times New Roman"/>
-          <w:sz w:val="28"/>
-          <w:szCs w:val="28"/>
-        </w:rPr>
-        <w:t>........................................................................................</w:t>
+        <w:t>..................................................................................................................</w:t>
       </w:r>
     </w:p>
     <w:p>
@@ -439,15 +414,7 @@
           <w:sz w:val="28"/>
           <w:szCs w:val="28"/>
         </w:rPr>
-        <w:t>....................................................</w:t>
-      </w:r>
-      <w:r>
-        <w:rPr>
-          <w:rFonts w:ascii="Times New Roman" w:eastAsia="Times New Roman" w:hAnsi="Times New Roman" w:cs="Times New Roman"/>
-          <w:sz w:val="28"/>
-          <w:szCs w:val="28"/>
-        </w:rPr>
-        <w:t>..............................................................</w:t>
+        <w:t>..................................................................................................................</w:t>
       </w:r>
     </w:p>
     <w:p>
@@ -495,15 +462,7 @@
           <w:sz w:val="28"/>
           <w:szCs w:val="28"/>
         </w:rPr>
-        <w:t>..............................................................................</w:t>
-      </w:r>
-      <w:r>
-        <w:rPr>
-          <w:rFonts w:ascii="Times New Roman" w:eastAsia="Times New Roman" w:hAnsi="Times New Roman" w:cs="Times New Roman"/>
-          <w:sz w:val="28"/>
-          <w:szCs w:val="28"/>
-        </w:rPr>
-        <w:t>...................................</w:t>
+        <w:t>.................................................................................................................</w:t>
       </w:r>
     </w:p>
     <w:p>
@@ -551,15 +510,7 @@
           <w:sz w:val="28"/>
           <w:szCs w:val="28"/>
         </w:rPr>
-        <w:t>..........................................................................................................</w:t>
-      </w:r>
-      <w:r>
-        <w:rPr>
-          <w:rFonts w:ascii="Times New Roman" w:eastAsia="Times New Roman" w:hAnsi="Times New Roman" w:cs="Times New Roman"/>
-          <w:sz w:val="28"/>
-          <w:szCs w:val="28"/>
-        </w:rPr>
-        <w:t>.......</w:t>
+        <w:t>.................................................................................................................</w:t>
       </w:r>
     </w:p>
     <w:p>
@@ -632,15 +583,7 @@
           <w:sz w:val="28"/>
           <w:szCs w:val="28"/>
         </w:rPr>
-        <w:t>....................</w:t>
-      </w:r>
-      <w:r>
-        <w:rPr>
-          <w:rFonts w:ascii="Times New Roman" w:eastAsia="Times New Roman" w:hAnsi="Times New Roman" w:cs="Times New Roman"/>
-          <w:sz w:val="28"/>
-          <w:szCs w:val="28"/>
-        </w:rPr>
-        <w:t>.............................................................................................</w:t>
+        <w:t>.................................................................................................................</w:t>
       </w:r>
     </w:p>
     <w:p>
@@ -705,13 +648,7 @@
         <w:rPr>
           <w:rFonts w:ascii="Times New Roman" w:eastAsia="Times New Roman" w:hAnsi="Times New Roman" w:cs="Times New Roman"/>
         </w:rPr>
-        <w:t xml:space="preserve">                                                                                                               Ngày ..........tháng ........nă</w:t>
-      </w:r>
-      <w:r>
-        <w:rPr>
-          <w:rFonts w:ascii="Times New Roman" w:eastAsia="Times New Roman" w:hAnsi="Times New Roman" w:cs="Times New Roman"/>
-        </w:rPr>
-        <w:t>m ............</w:t>
+        <w:t xml:space="preserve">                                                                                                               Ngày ..........tháng ........năm ............</w:t>
       </w:r>
     </w:p>
     <w:p>
@@ -788,8 +725,8 @@
           <w:szCs w:val="32"/>
         </w:rPr>
       </w:pPr>
-      <w:bookmarkStart w:id="0" w:name="_5j19sdvye1p" w:colFirst="0" w:colLast="0"/>
-      <w:bookmarkEnd w:id="0"/>
+      <w:bookmarkStart w:id="1" w:name="_5j19sdvye1p" w:colFirst="0" w:colLast="0"/>
+      <w:bookmarkEnd w:id="1"/>
       <w:r>
         <w:rPr>
           <w:rFonts w:ascii="Times New Roman" w:eastAsia="Times New Roman" w:hAnsi="Times New Roman" w:cs="Times New Roman"/>
@@ -820,15 +757,7 @@
           <w:sz w:val="24"/>
           <w:szCs w:val="24"/>
         </w:rPr>
-        <w:t>Tài liệu này đề cập đến một phương pháp kỹ thuật để triển khai quy trình kiểm thử chức năng tr</w:t>
-      </w:r>
-      <w:r>
-        <w:rPr>
-          <w:rFonts w:ascii="Times New Roman" w:eastAsia="Times New Roman" w:hAnsi="Times New Roman" w:cs="Times New Roman"/>
-          <w:sz w:val="24"/>
-          <w:szCs w:val="24"/>
-        </w:rPr>
-        <w:t>ên trang web shopee.vn. SRS (System Requirements Specification) sẽ tập trung vào việc xác định và mô tả các yêu cầu chức năng cụ thể của ứng dụng web này.</w:t>
+        <w:t>Tài liệu này đề cập đến một phương pháp kỹ thuật để triển khai quy trình kiểm thử chức năng trên trang web shopee.vn. SRS (System Requirements Specification) sẽ tập trung vào việc xác định và mô tả các yêu cầu chức năng cụ thể của ứng dụng web này.</w:t>
       </w:r>
     </w:p>
     <w:p>
@@ -847,8 +776,8 @@
           <w:szCs w:val="32"/>
         </w:rPr>
       </w:pPr>
-      <w:bookmarkStart w:id="1" w:name="_2fhiavk043h9" w:colFirst="0" w:colLast="0"/>
-      <w:bookmarkEnd w:id="1"/>
+      <w:bookmarkStart w:id="2" w:name="_2fhiavk043h9" w:colFirst="0" w:colLast="0"/>
+      <w:bookmarkEnd w:id="2"/>
       <w:r>
         <w:rPr>
           <w:rFonts w:ascii="Times New Roman" w:eastAsia="Times New Roman" w:hAnsi="Times New Roman" w:cs="Times New Roman"/>
@@ -897,8 +826,8 @@
           <w:szCs w:val="32"/>
         </w:rPr>
       </w:pPr>
-      <w:bookmarkStart w:id="2" w:name="_nbkcn27q3506" w:colFirst="0" w:colLast="0"/>
-      <w:bookmarkEnd w:id="2"/>
+      <w:bookmarkStart w:id="3" w:name="_nbkcn27q3506" w:colFirst="0" w:colLast="0"/>
+      <w:bookmarkEnd w:id="3"/>
       <w:r>
         <w:rPr>
           <w:rFonts w:ascii="Times New Roman" w:eastAsia="Times New Roman" w:hAnsi="Times New Roman" w:cs="Times New Roman"/>
@@ -1013,8 +942,8 @@
           <w:szCs w:val="32"/>
         </w:rPr>
       </w:pPr>
-      <w:bookmarkStart w:id="3" w:name="_13d44ncegbf" w:colFirst="0" w:colLast="0"/>
-      <w:bookmarkEnd w:id="3"/>
+      <w:bookmarkStart w:id="4" w:name="_13d44ncegbf" w:colFirst="0" w:colLast="0"/>
+      <w:bookmarkEnd w:id="4"/>
       <w:r>
         <w:rPr>
           <w:rFonts w:ascii="Times New Roman" w:eastAsia="Times New Roman" w:hAnsi="Times New Roman" w:cs="Times New Roman"/>
@@ -1033,10 +962,11 @@
           <w:color w:val="2F5496"/>
           <w:sz w:val="24"/>
           <w:szCs w:val="24"/>
-        </w:rPr>
-      </w:pPr>
-      <w:bookmarkStart w:id="4" w:name="_g6fqipu5g462" w:colFirst="0" w:colLast="0"/>
-      <w:bookmarkEnd w:id="4"/>
+          <w:lang w:val="en-US"/>
+        </w:rPr>
+      </w:pPr>
+      <w:bookmarkStart w:id="5" w:name="_g6fqipu5g462" w:colFirst="0" w:colLast="0"/>
+      <w:bookmarkEnd w:id="5"/>
       <w:r>
         <w:rPr>
           <w:sz w:val="28"/>
@@ -1055,6 +985,26 @@
           <w:szCs w:val="24"/>
         </w:rPr>
         <w:t>Giỏ hàng</w:t>
+      </w:r>
+      <w:r>
+        <w:rPr>
+          <w:rFonts w:ascii="Times New Roman" w:eastAsia="Times New Roman" w:hAnsi="Times New Roman" w:cs="Times New Roman"/>
+          <w:color w:val="2F5496"/>
+          <w:sz w:val="24"/>
+          <w:szCs w:val="24"/>
+          <w:lang w:val="en-US"/>
+        </w:rPr>
+        <w:t xml:space="preserve"> </w:t>
+      </w:r>
+      <w:r>
+        <w:rPr>
+          <w:rFonts w:ascii="Times New Roman" w:eastAsia="Times New Roman" w:hAnsi="Times New Roman" w:cs="Times New Roman"/>
+          <w:color w:val="2F5496"/>
+          <w:sz w:val="24"/>
+          <w:szCs w:val="24"/>
+          <w:lang w:val="en-US"/>
+        </w:rPr>
+        <w:t xml:space="preserve"> </w:t>
       </w:r>
     </w:p>
     <w:p>
@@ -1076,15 +1026,7 @@
           <w:sz w:val="24"/>
           <w:szCs w:val="24"/>
         </w:rPr>
-        <w:t xml:space="preserve">Người </w:t>
-      </w:r>
-      <w:r>
-        <w:rPr>
-          <w:rFonts w:ascii="Times New Roman" w:eastAsia="Times New Roman" w:hAnsi="Times New Roman" w:cs="Times New Roman"/>
-          <w:sz w:val="24"/>
-          <w:szCs w:val="24"/>
-        </w:rPr>
-        <w:t>thực hiện: Đặng Vũ Hưng</w:t>
+        <w:t>Người thực hiện: Đặng Vũ Hưng</w:t>
       </w:r>
     </w:p>
     <w:p>
@@ -1140,8 +1082,8 @@
           <w:szCs w:val="24"/>
         </w:rPr>
       </w:pPr>
-      <w:bookmarkStart w:id="5" w:name="_oswz9ep1g2ak" w:colFirst="0" w:colLast="0"/>
-      <w:bookmarkEnd w:id="5"/>
+      <w:bookmarkStart w:id="6" w:name="_oswz9ep1g2ak" w:colFirst="0" w:colLast="0"/>
+      <w:bookmarkEnd w:id="6"/>
       <w:r>
         <w:rPr>
           <w:rFonts w:ascii="Times New Roman" w:eastAsia="Times New Roman" w:hAnsi="Times New Roman" w:cs="Times New Roman"/>
@@ -1252,15 +1194,7 @@
           <w:sz w:val="24"/>
           <w:szCs w:val="24"/>
         </w:rPr>
-        <w:t>Sau khi khách hàng nhấn “Thêm vào giỏ hàng” sản phẩm sẽ hiển thị trong giỏ hàng và sản phẩm sau k</w:t>
-      </w:r>
-      <w:r>
-        <w:rPr>
-          <w:rFonts w:ascii="Times New Roman" w:eastAsia="Times New Roman" w:hAnsi="Times New Roman" w:cs="Times New Roman"/>
-          <w:sz w:val="24"/>
-          <w:szCs w:val="24"/>
-        </w:rPr>
-        <w:t>hi thêm vào sẽ được sắp xếp theo thời gian sản phẩm được thêm vào.</w:t>
+        <w:t>Sau khi khách hàng nhấn “Thêm vào giỏ hàng” sản phẩm sẽ hiển thị trong giỏ hàng và sản phẩm sau khi thêm vào sẽ được sắp xếp theo thời gian sản phẩm được thêm vào.</w:t>
       </w:r>
     </w:p>
     <w:p>
@@ -1284,15 +1218,7 @@
           <w:szCs w:val="24"/>
         </w:rPr>
         <w:lastRenderedPageBreak/>
-        <w:t>Để xem giỏ hàng người dùng nhấn vào icon giỏ hàng ở góc trên bên phải màn hình. Bên trong giỏ hàng, hệ thống sẽ hiển thị danh sách các sản phẩm hiện có. Mỗi sản phẩm sẽ có những thông tin s</w:t>
-      </w:r>
-      <w:r>
-        <w:rPr>
-          <w:rFonts w:ascii="Times New Roman" w:eastAsia="Times New Roman" w:hAnsi="Times New Roman" w:cs="Times New Roman"/>
-          <w:sz w:val="24"/>
-          <w:szCs w:val="24"/>
-        </w:rPr>
-        <w:t>au:</w:t>
+        <w:t>Để xem giỏ hàng người dùng nhấn vào icon giỏ hàng ở góc trên bên phải màn hình. Bên trong giỏ hàng, hệ thống sẽ hiển thị danh sách các sản phẩm hiện có. Mỗi sản phẩm sẽ có những thông tin sau:</w:t>
       </w:r>
     </w:p>
     <w:p>
@@ -1424,8 +1350,8 @@
           <w:szCs w:val="24"/>
         </w:rPr>
       </w:pPr>
-      <w:bookmarkStart w:id="6" w:name="_jm9uvtld52wu" w:colFirst="0" w:colLast="0"/>
-      <w:bookmarkEnd w:id="6"/>
+      <w:bookmarkStart w:id="7" w:name="_jm9uvtld52wu" w:colFirst="0" w:colLast="0"/>
+      <w:bookmarkEnd w:id="7"/>
       <w:r>
         <w:rPr>
           <w:rFonts w:ascii="Times New Roman" w:eastAsia="Times New Roman" w:hAnsi="Times New Roman" w:cs="Times New Roman"/>
@@ -1535,15 +1461,7 @@
           <w:sz w:val="24"/>
           <w:szCs w:val="24"/>
         </w:rPr>
-        <w:t>Nếu người dùng nhấn và</w:t>
-      </w:r>
-      <w:r>
-        <w:rPr>
-          <w:rFonts w:ascii="Times New Roman" w:eastAsia="Times New Roman" w:hAnsi="Times New Roman" w:cs="Times New Roman"/>
-          <w:sz w:val="24"/>
-          <w:szCs w:val="24"/>
-        </w:rPr>
-        <w:t>o dấu “+” thì số lượng sản phẩm sẽ tăng lên 1.</w:t>
+        <w:t>Nếu người dùng nhấn vào dấu “+” thì số lượng sản phẩm sẽ tăng lên 1.</w:t>
       </w:r>
     </w:p>
     <w:p>
@@ -1610,15 +1528,7 @@
           <w:sz w:val="24"/>
           <w:szCs w:val="24"/>
         </w:rPr>
-        <w:t xml:space="preserve">Trường </w:t>
-      </w:r>
-      <w:r>
-        <w:rPr>
-          <w:rFonts w:ascii="Times New Roman" w:eastAsia="Times New Roman" w:hAnsi="Times New Roman" w:cs="Times New Roman"/>
-          <w:sz w:val="24"/>
-          <w:szCs w:val="24"/>
-        </w:rPr>
-        <w:t>hợp nếu người dùng nhấn vào dấu trừ khi số lượng sản phẩm là 1 thì hệ thống sẽ hiển thị thông báo “Bạn có chắc chắn muốn bỏ sản phẩm này không?”, với 2 nút “Có” và “Không”.</w:t>
+        <w:t>Trường hợp nếu người dùng nhấn vào dấu trừ khi số lượng sản phẩm là 1 thì hệ thống sẽ hiển thị thông báo “Bạn có chắc chắn muốn bỏ sản phẩm này không?”, với 2 nút “Có” và “Không”.</w:t>
       </w:r>
     </w:p>
     <w:p>
@@ -1692,15 +1602,7 @@
           <w:sz w:val="24"/>
           <w:szCs w:val="24"/>
         </w:rPr>
-        <w:t xml:space="preserve">Trường hợp nếu người dùng nhập số lượng sản phẩm vượt quá giới hạn được mua của sản phẩm đó thì hệ thống sẽ xuất hiện hộp thoại thông báo “Rất tiếc, bạn chỉ có thể mua tối đa 3 sản </w:t>
-      </w:r>
-      <w:r>
-        <w:rPr>
-          <w:rFonts w:ascii="Times New Roman" w:eastAsia="Times New Roman" w:hAnsi="Times New Roman" w:cs="Times New Roman"/>
-          <w:sz w:val="24"/>
-          <w:szCs w:val="24"/>
-        </w:rPr>
-        <w:t>phẩm của chương trình giảm giá này.”, với 1 nút “OK”.</w:t>
+        <w:t>Trường hợp nếu người dùng nhập số lượng sản phẩm vượt quá giới hạn được mua của sản phẩm đó thì hệ thống sẽ xuất hiện hộp thoại thông báo “Rất tiếc, bạn chỉ có thể mua tối đa 3 sản phẩm của chương trình giảm giá này.”, với 1 nút “OK”.</w:t>
       </w:r>
     </w:p>
     <w:p>
@@ -1777,15 +1679,7 @@
           <w:sz w:val="24"/>
           <w:szCs w:val="24"/>
         </w:rPr>
-        <w:t>Nếu người dùng nhập số lượng quá số lượng c</w:t>
-      </w:r>
-      <w:r>
-        <w:rPr>
-          <w:rFonts w:ascii="Times New Roman" w:eastAsia="Times New Roman" w:hAnsi="Times New Roman" w:cs="Times New Roman"/>
-          <w:sz w:val="24"/>
-          <w:szCs w:val="24"/>
-        </w:rPr>
-        <w:t>ho phép thì hệ thống sẽ cập nhật lại số lượng cho phép.</w:t>
+        <w:t>Nếu người dùng nhập số lượng quá số lượng cho phép thì hệ thống sẽ cập nhật lại số lượng cho phép.</w:t>
       </w:r>
     </w:p>
     <w:p>
@@ -1837,15 +1731,7 @@
           <w:szCs w:val="24"/>
         </w:rPr>
         <w:lastRenderedPageBreak/>
-        <w:t xml:space="preserve">Trường hợp nếu trong kho còn 2 sản phẩm mà người dùng đã thêm vào giỏ hàng 2 sản phẩm thì nút “+” sẽ bị vô hiệu hóa </w:t>
-      </w:r>
-      <w:r>
-        <w:rPr>
-          <w:rFonts w:ascii="Times New Roman" w:eastAsia="Times New Roman" w:hAnsi="Times New Roman" w:cs="Times New Roman"/>
-          <w:sz w:val="24"/>
-          <w:szCs w:val="24"/>
-        </w:rPr>
-        <w:t>và người dùng không thể tiếp tục thêm sản phẩm đó.</w:t>
+        <w:t>Trường hợp nếu trong kho còn 2 sản phẩm mà người dùng đã thêm vào giỏ hàng 2 sản phẩm thì nút “+” sẽ bị vô hiệu hóa và người dùng không thể tiếp tục thêm sản phẩm đó.</w:t>
       </w:r>
     </w:p>
     <w:p>
@@ -1864,8 +1750,8 @@
           <w:szCs w:val="24"/>
         </w:rPr>
       </w:pPr>
-      <w:bookmarkStart w:id="7" w:name="_837lq9qt4nin" w:colFirst="0" w:colLast="0"/>
-      <w:bookmarkEnd w:id="7"/>
+      <w:bookmarkStart w:id="8" w:name="_837lq9qt4nin" w:colFirst="0" w:colLast="0"/>
+      <w:bookmarkEnd w:id="8"/>
       <w:r>
         <w:rPr>
           <w:rFonts w:ascii="Times New Roman" w:eastAsia="Times New Roman" w:hAnsi="Times New Roman" w:cs="Times New Roman"/>
@@ -1941,15 +1827,7 @@
           <w:sz w:val="24"/>
           <w:szCs w:val="24"/>
         </w:rPr>
-        <w:t>Nếu người dùng không còn nhu cầu với sản phẩm đó nữa thì có thể nhấn vào nút “Xóa” ở cột “Thao tác”.Sau khi người dùng nhấn nút “Xóa” hệ thống sẽ hiển thị hộp thoại xác nhận “Bạn có chắc chắn muốn xóa sản phẩm này không”, với 2 nút “Có” và “Trở lại”. Nếu n</w:t>
-      </w:r>
-      <w:r>
-        <w:rPr>
-          <w:rFonts w:ascii="Times New Roman" w:eastAsia="Times New Roman" w:hAnsi="Times New Roman" w:cs="Times New Roman"/>
-          <w:sz w:val="24"/>
-          <w:szCs w:val="24"/>
-        </w:rPr>
-        <w:t>gười dùng nhấn nút “Có” thì sản phẩm sẽ được xóa khỏi giỏ hàng.</w:t>
+        <w:t>Nếu người dùng không còn nhu cầu với sản phẩm đó nữa thì có thể nhấn vào nút “Xóa” ở cột “Thao tác”.Sau khi người dùng nhấn nút “Xóa” hệ thống sẽ hiển thị hộp thoại xác nhận “Bạn có chắc chắn muốn xóa sản phẩm này không”, với 2 nút “Có” và “Trở lại”. Nếu người dùng nhấn nút “Có” thì sản phẩm sẽ được xóa khỏi giỏ hàng.</w:t>
       </w:r>
     </w:p>
     <w:p>
@@ -1996,15 +1874,23 @@
           <w:sz w:val="24"/>
           <w:szCs w:val="24"/>
         </w:rPr>
-        <w:t xml:space="preserve">Người dùng có thể xóa hết tất cả các sản phẩm tồn tại trong giỏ hàng bằng cách nhấn vào checkbox góc dưới bên trái màn hình, sau đó chọn vào nút “Xóa” bên cạnh để xóa. Hệ thống sẽ xuất hiện hộp thoại xác nhận “Bạn có muốn bỏ (1) sản phẩm?”, với 2 nút “Trở </w:t>
-      </w:r>
-      <w:r>
-        <w:rPr>
-          <w:rFonts w:ascii="Times New Roman" w:eastAsia="Times New Roman" w:hAnsi="Times New Roman" w:cs="Times New Roman"/>
-          <w:sz w:val="24"/>
-          <w:szCs w:val="24"/>
-        </w:rPr>
-        <w:t>lại” và “Có”.</w:t>
+        <w:t xml:space="preserve">Người dùng có thể xóa hết tất cả các sản phẩm tồn tại trong giỏ hàng bằng cách nhấn vào checkbox góc dưới bên trái màn hình, sau đó chọn vào nút “Xóa” bên cạnh để xóa. Hệ thống sẽ xuất hiện hộp thoại xác nhận </w:t>
+      </w:r>
+      <w:r>
+        <w:rPr>
+          <w:rFonts w:ascii="Times New Roman" w:eastAsia="Times New Roman" w:hAnsi="Times New Roman" w:cs="Times New Roman"/>
+          <w:sz w:val="24"/>
+          <w:szCs w:val="24"/>
+        </w:rPr>
+        <w:t>“Bạn có muốn bỏ (1) sản phẩm?”,</w:t>
+      </w:r>
+      <w:r>
+        <w:rPr>
+          <w:rFonts w:ascii="Times New Roman" w:eastAsia="Times New Roman" w:hAnsi="Times New Roman" w:cs="Times New Roman"/>
+          <w:sz w:val="24"/>
+          <w:szCs w:val="24"/>
+        </w:rPr>
+        <w:t>với 2 nút “Trở lại” và “Có”.</w:t>
       </w:r>
     </w:p>
     <w:p>
@@ -2073,8 +1959,8 @@
           <w:szCs w:val="24"/>
         </w:rPr>
       </w:pPr>
-      <w:bookmarkStart w:id="8" w:name="_83y5g0a1vbi2" w:colFirst="0" w:colLast="0"/>
-      <w:bookmarkEnd w:id="8"/>
+      <w:bookmarkStart w:id="9" w:name="_83y5g0a1vbi2" w:colFirst="0" w:colLast="0"/>
+      <w:bookmarkEnd w:id="9"/>
       <w:r>
         <w:rPr>
           <w:rFonts w:ascii="Times New Roman" w:eastAsia="Times New Roman" w:hAnsi="Times New Roman" w:cs="Times New Roman"/>
@@ -2102,8 +1988,8 @@
           <w:szCs w:val="24"/>
         </w:rPr>
       </w:pPr>
-      <w:bookmarkStart w:id="9" w:name="_r3pbvlkgaci7" w:colFirst="0" w:colLast="0"/>
-      <w:bookmarkEnd w:id="9"/>
+      <w:bookmarkStart w:id="10" w:name="_r3pbvlkgaci7" w:colFirst="0" w:colLast="0"/>
+      <w:bookmarkEnd w:id="10"/>
       <w:r>
         <w:rPr>
           <w:rFonts w:ascii="Times New Roman" w:eastAsia="Times New Roman" w:hAnsi="Times New Roman" w:cs="Times New Roman"/>
@@ -2169,23 +2055,7 @@
           <w:sz w:val="24"/>
           <w:szCs w:val="24"/>
         </w:rPr>
-        <w:t>Nếu người dùng không hài lòng với s</w:t>
-      </w:r>
-      <w:r>
-        <w:rPr>
-          <w:rFonts w:ascii="Times New Roman" w:eastAsia="Times New Roman" w:hAnsi="Times New Roman" w:cs="Times New Roman"/>
-          <w:sz w:val="24"/>
-          <w:szCs w:val="24"/>
-        </w:rPr>
-        <w:t>ản phẩm đã chọn hoặc muốn có thêm nhiều lựa chọn về sản phẩm đó, người dùng có thể chọn vào nút “Tìm sản phẩm tương tự” ở cột “Thao tác”. Sau khi người dùng chọn vào nút này thì hệ thống sẽ hiển thị danh sách sản phẩm tương tự với sản phẩm trong giỏ hàng ở</w:t>
-      </w:r>
-      <w:r>
-        <w:rPr>
-          <w:rFonts w:ascii="Times New Roman" w:eastAsia="Times New Roman" w:hAnsi="Times New Roman" w:cs="Times New Roman"/>
-          <w:sz w:val="24"/>
-          <w:szCs w:val="24"/>
-        </w:rPr>
-        <w:t xml:space="preserve"> </w:t>
+        <w:t xml:space="preserve">Nếu người dùng không hài lòng với sản phẩm đã chọn hoặc muốn có thêm nhiều lựa chọn về sản phẩm đó, người dùng có thể chọn vào nút “Tìm sản phẩm tương tự” ở cột “Thao tác”. Sau khi người dùng chọn vào nút này thì hệ thống sẽ hiển thị danh sách sản phẩm tương tự với sản phẩm trong giỏ hàng ở </w:t>
       </w:r>
       <w:r>
         <w:rPr>
@@ -2213,8 +2083,8 @@
           <w:szCs w:val="24"/>
         </w:rPr>
       </w:pPr>
-      <w:bookmarkStart w:id="10" w:name="_htt072983zwq" w:colFirst="0" w:colLast="0"/>
-      <w:bookmarkEnd w:id="10"/>
+      <w:bookmarkStart w:id="11" w:name="_htt072983zwq" w:colFirst="0" w:colLast="0"/>
+      <w:bookmarkEnd w:id="11"/>
       <w:r>
         <w:rPr>
           <w:rFonts w:ascii="Times New Roman" w:eastAsia="Times New Roman" w:hAnsi="Times New Roman" w:cs="Times New Roman"/>
@@ -2244,23 +2114,7 @@
           <w:sz w:val="24"/>
           <w:szCs w:val="24"/>
         </w:rPr>
-        <w:t>Khi người dùng chọn vào checkbox của sản phẩm, hệ thống sẽ mặc địn</w:t>
-      </w:r>
-      <w:r>
-        <w:rPr>
-          <w:rFonts w:ascii="Times New Roman" w:eastAsia="Times New Roman" w:hAnsi="Times New Roman" w:cs="Times New Roman"/>
-          <w:sz w:val="24"/>
-          <w:szCs w:val="24"/>
-        </w:rPr>
-        <w:t xml:space="preserve">h lựa chọn shop voucher tốt nhất hoặc khách hàng có thể chọn shop voucher khác nếu muốn sau đó chọn vào nút “OK” để áp dụng lựa chọn, sau khi chọn xong shop voucher hệ thống sẽ tự cập nhật lại tổng tiền cho đơn hàng. Nếu khách hàng không muốn sử dụng shop </w:t>
-      </w:r>
-      <w:r>
-        <w:rPr>
-          <w:rFonts w:ascii="Times New Roman" w:eastAsia="Times New Roman" w:hAnsi="Times New Roman" w:cs="Times New Roman"/>
-          <w:sz w:val="24"/>
-          <w:szCs w:val="24"/>
-        </w:rPr>
-        <w:t>voucher thì khách hàng có thể bỏ chọn sau đó nhấn “OK”.</w:t>
+        <w:t>Khi người dùng chọn vào checkbox của sản phẩm, hệ thống sẽ mặc định lựa chọn shop voucher tốt nhất hoặc khách hàng có thể chọn shop voucher khác nếu muốn sau đó chọn vào nút “OK” để áp dụng lựa chọn, sau khi chọn xong shop voucher hệ thống sẽ tự cập nhật lại tổng tiền cho đơn hàng. Nếu khách hàng không muốn sử dụng shop voucher thì khách hàng có thể bỏ chọn sau đó nhấn “OK”.</w:t>
       </w:r>
     </w:p>
     <w:p>
@@ -2357,8 +2211,8 @@
           <w:szCs w:val="24"/>
         </w:rPr>
       </w:pPr>
-      <w:bookmarkStart w:id="11" w:name="_9d13hlen4rbd" w:colFirst="0" w:colLast="0"/>
-      <w:bookmarkEnd w:id="11"/>
+      <w:bookmarkStart w:id="12" w:name="_9d13hlen4rbd" w:colFirst="0" w:colLast="0"/>
+      <w:bookmarkEnd w:id="12"/>
       <w:r>
         <w:rPr>
           <w:rFonts w:ascii="Times New Roman" w:eastAsia="Times New Roman" w:hAnsi="Times New Roman" w:cs="Times New Roman"/>
@@ -2366,16 +2220,7 @@
           <w:sz w:val="24"/>
           <w:szCs w:val="24"/>
         </w:rPr>
-        <w:t>4.</w:t>
-      </w:r>
-      <w:r>
-        <w:rPr>
-          <w:rFonts w:ascii="Times New Roman" w:eastAsia="Times New Roman" w:hAnsi="Times New Roman" w:cs="Times New Roman"/>
-          <w:color w:val="000000"/>
-          <w:sz w:val="24"/>
-          <w:szCs w:val="24"/>
-        </w:rPr>
-        <w:t>1.6 Shopee voucher</w:t>
+        <w:t>4.1.6 Shopee voucher</w:t>
       </w:r>
     </w:p>
     <w:p>
@@ -2444,15 +2289,7 @@
           <w:sz w:val="24"/>
           <w:szCs w:val="24"/>
         </w:rPr>
-        <w:t>Người dùng chọn vào checkbox của sản phẩm muốn mua, tiếp theo chọn vào “Chọn hoặc nhập mã” phía trên nút “Thanh toán” để chọn voucher. Hệ thống sẽ hiển thị modal cho khách hàng lựa chọn voucher đã có sẵn hoặc nhập mã giảm giá và áp dụng. Sau khi áp xong vo</w:t>
-      </w:r>
-      <w:r>
-        <w:rPr>
-          <w:rFonts w:ascii="Times New Roman" w:eastAsia="Times New Roman" w:hAnsi="Times New Roman" w:cs="Times New Roman"/>
-          <w:sz w:val="24"/>
-          <w:szCs w:val="24"/>
-        </w:rPr>
-        <w:t>ucher hệ thống sẽ hiển thị số tiền được giảm.</w:t>
+        <w:t>Người dùng chọn vào checkbox của sản phẩm muốn mua, tiếp theo chọn vào “Chọn hoặc nhập mã” phía trên nút “Thanh toán” để chọn voucher. Hệ thống sẽ hiển thị modal cho khách hàng lựa chọn voucher đã có sẵn hoặc nhập mã giảm giá và áp dụng. Sau khi áp xong voucher hệ thống sẽ hiển thị số tiền được giảm.</w:t>
       </w:r>
     </w:p>
     <w:p>
@@ -2483,16 +2320,7 @@
           <w:szCs w:val="24"/>
           <w:highlight w:val="white"/>
         </w:rPr>
-        <w:t>"Rất tiếc! Không tìm thấy mã voucher này. Bạn vui lòng kiểm tra lại mã đang nhập hoặc có thể mã đã hết hạn sử dụng.", và</w:t>
-      </w:r>
-      <w:r>
-        <w:rPr>
-          <w:rFonts w:ascii="Times New Roman" w:eastAsia="Times New Roman" w:hAnsi="Times New Roman" w:cs="Times New Roman"/>
-          <w:sz w:val="24"/>
-          <w:szCs w:val="24"/>
-          <w:highlight w:val="white"/>
-        </w:rPr>
-        <w:t xml:space="preserve"> không áp dụng giảm giá.</w:t>
+        <w:t>"Rất tiếc! Không tìm thấy mã voucher này. Bạn vui lòng kiểm tra lại mã đang nhập hoặc có thể mã đã hết hạn sử dụng.", và không áp dụng giảm giá.</w:t>
       </w:r>
     </w:p>
     <w:p>
@@ -2534,8 +2362,8 @@
           <w:szCs w:val="24"/>
         </w:rPr>
       </w:pPr>
-      <w:bookmarkStart w:id="12" w:name="_fdbfwws0hszc" w:colFirst="0" w:colLast="0"/>
-      <w:bookmarkEnd w:id="12"/>
+      <w:bookmarkStart w:id="13" w:name="_fdbfwws0hszc" w:colFirst="0" w:colLast="0"/>
+      <w:bookmarkEnd w:id="13"/>
       <w:r>
         <w:rPr>
           <w:rFonts w:ascii="Times New Roman" w:eastAsia="Times New Roman" w:hAnsi="Times New Roman" w:cs="Times New Roman"/>
@@ -2623,15 +2451,7 @@
           <w:sz w:val="24"/>
           <w:szCs w:val="24"/>
         </w:rPr>
-        <w:t>Khi người dùng thay đổi về số lượng sản phẩm hệ thống sẽ cập nhật lại tổng tiền cho riêng sản phẩm</w:t>
-      </w:r>
-      <w:r>
-        <w:rPr>
-          <w:rFonts w:ascii="Times New Roman" w:eastAsia="Times New Roman" w:hAnsi="Times New Roman" w:cs="Times New Roman"/>
-          <w:sz w:val="24"/>
-          <w:szCs w:val="24"/>
-        </w:rPr>
-        <w:t xml:space="preserve"> đó.</w:t>
+        <w:t>Khi người dùng thay đổi về số lượng sản phẩm hệ thống sẽ cập nhật lại tổng tiền cho riêng sản phẩm đó.</w:t>
       </w:r>
     </w:p>
     <w:p>
@@ -2676,8 +2496,10 @@
           <w:szCs w:val="24"/>
         </w:rPr>
       </w:pPr>
-      <w:bookmarkStart w:id="13" w:name="_tmlso7v4vspx" w:colFirst="0" w:colLast="0"/>
-      <w:bookmarkEnd w:id="13"/>
+      <w:bookmarkStart w:id="14" w:name="_tmlso7v4vspx" w:colFirst="0" w:colLast="0"/>
+      <w:bookmarkStart w:id="15" w:name="_7a9f7w2158la" w:colFirst="0" w:colLast="0"/>
+      <w:bookmarkEnd w:id="14"/>
+      <w:bookmarkEnd w:id="15"/>
       <w:r>
         <w:rPr>
           <w:rFonts w:ascii="Times New Roman" w:eastAsia="Times New Roman" w:hAnsi="Times New Roman" w:cs="Times New Roman"/>
@@ -2685,119 +2507,16 @@
           <w:sz w:val="24"/>
           <w:szCs w:val="24"/>
         </w:rPr>
-        <w:t>4.1.8 Lưu vào mục yêu thích</w:t>
-      </w:r>
-    </w:p>
-    <w:p>
-      <w:pPr>
-        <w:numPr>
-          <w:ilvl w:val="0"/>
-          <w:numId w:val="5"/>
-        </w:numPr>
-        <w:pBdr>
-          <w:bottom w:val="none" w:sz="0" w:space="8" w:color="auto"/>
-        </w:pBdr>
-        <w:spacing w:line="259" w:lineRule="auto"/>
-        <w:rPr>
-          <w:rFonts w:ascii="Times New Roman" w:eastAsia="Times New Roman" w:hAnsi="Times New Roman" w:cs="Times New Roman"/>
-          <w:sz w:val="24"/>
-          <w:szCs w:val="24"/>
-        </w:rPr>
-      </w:pPr>
-      <w:r>
-        <w:rPr>
-          <w:rFonts w:ascii="Times New Roman" w:eastAsia="Times New Roman" w:hAnsi="Times New Roman" w:cs="Times New Roman"/>
-          <w:sz w:val="24"/>
-          <w:szCs w:val="24"/>
-        </w:rPr>
-        <w:t>Khi người dùng chọn vào checkbox của sản phẩm đó hoặc chọn tất cả sản phẩm, sau đó chọn vào mục “Lưu vào mục đã thích” thì hệ thống sẽ xuất hiện thông báo xác nhận “Bạn có chắc chắn muốn thêm sản phẩm này vào mục yêu thích?”, với 2 button “Có” và “Không”</w:t>
-      </w:r>
-    </w:p>
-    <w:p>
-      <w:pPr>
-        <w:numPr>
-          <w:ilvl w:val="0"/>
-          <w:numId w:val="5"/>
-        </w:numPr>
-        <w:pBdr>
-          <w:bottom w:val="none" w:sz="0" w:space="8" w:color="auto"/>
-        </w:pBdr>
-        <w:spacing w:line="259" w:lineRule="auto"/>
-        <w:rPr>
-          <w:rFonts w:ascii="Times New Roman" w:eastAsia="Times New Roman" w:hAnsi="Times New Roman" w:cs="Times New Roman"/>
-          <w:sz w:val="24"/>
-          <w:szCs w:val="24"/>
-        </w:rPr>
-      </w:pPr>
-      <w:r>
-        <w:rPr>
-          <w:rFonts w:ascii="Times New Roman" w:eastAsia="Times New Roman" w:hAnsi="Times New Roman" w:cs="Times New Roman"/>
-          <w:sz w:val="24"/>
-          <w:szCs w:val="24"/>
-        </w:rPr>
-        <w:t>N</w:t>
-      </w:r>
-      <w:r>
-        <w:rPr>
-          <w:rFonts w:ascii="Times New Roman" w:eastAsia="Times New Roman" w:hAnsi="Times New Roman" w:cs="Times New Roman"/>
-          <w:sz w:val="24"/>
-          <w:szCs w:val="24"/>
-        </w:rPr>
-        <w:t>ếu người dùng chọn “Có” những sản phẩm sẽ được thêm vào danh sách sản phẩm yêu thích sẽ được hiển thị ở trang Wishlist.</w:t>
-      </w:r>
-    </w:p>
-    <w:p>
-      <w:pPr>
-        <w:numPr>
-          <w:ilvl w:val="0"/>
-          <w:numId w:val="5"/>
-        </w:numPr>
-        <w:pBdr>
-          <w:bottom w:val="none" w:sz="0" w:space="8" w:color="auto"/>
-        </w:pBdr>
-        <w:spacing w:line="259" w:lineRule="auto"/>
-        <w:rPr>
-          <w:rFonts w:ascii="Times New Roman" w:eastAsia="Times New Roman" w:hAnsi="Times New Roman" w:cs="Times New Roman"/>
-          <w:sz w:val="24"/>
-          <w:szCs w:val="24"/>
-        </w:rPr>
-      </w:pPr>
-      <w:r>
-        <w:rPr>
-          <w:rFonts w:ascii="Times New Roman" w:eastAsia="Times New Roman" w:hAnsi="Times New Roman" w:cs="Times New Roman"/>
-          <w:sz w:val="24"/>
-          <w:szCs w:val="24"/>
-        </w:rPr>
-        <w:t>Nếu người người dùng chọn “Không” sản phẩm sẽ không được thêm vào Wishlist.</w:t>
-      </w:r>
-    </w:p>
-    <w:p>
-      <w:pPr>
-        <w:pStyle w:val="Heading3"/>
-        <w:keepNext w:val="0"/>
-        <w:keepLines w:val="0"/>
-        <w:pBdr>
-          <w:top w:val="none" w:sz="0" w:space="2" w:color="auto"/>
-        </w:pBdr>
-        <w:spacing w:before="0" w:after="0" w:line="259" w:lineRule="auto"/>
-        <w:ind w:firstLine="720"/>
+        <w:t>4.1.8</w:t>
+      </w:r>
+      <w:r>
         <w:rPr>
           <w:rFonts w:ascii="Times New Roman" w:eastAsia="Times New Roman" w:hAnsi="Times New Roman" w:cs="Times New Roman"/>
           <w:color w:val="000000"/>
           <w:sz w:val="24"/>
           <w:szCs w:val="24"/>
         </w:rPr>
-      </w:pPr>
-      <w:bookmarkStart w:id="14" w:name="_7a9f7w2158la" w:colFirst="0" w:colLast="0"/>
-      <w:bookmarkEnd w:id="14"/>
-      <w:r>
-        <w:rPr>
-          <w:rFonts w:ascii="Times New Roman" w:eastAsia="Times New Roman" w:hAnsi="Times New Roman" w:cs="Times New Roman"/>
-          <w:color w:val="000000"/>
-          <w:sz w:val="24"/>
-          <w:szCs w:val="24"/>
-        </w:rPr>
-        <w:t>4.1.9 Tiến hành thanh toán</w:t>
+        <w:t xml:space="preserve"> Tiến hành thanh toán</w:t>
       </w:r>
     </w:p>
     <w:p>
@@ -2819,15 +2538,7 @@
           <w:sz w:val="24"/>
           <w:szCs w:val="24"/>
         </w:rPr>
-        <w:t xml:space="preserve">Người dùng chọn vào checkbox của </w:t>
-      </w:r>
-      <w:r>
-        <w:rPr>
-          <w:rFonts w:ascii="Times New Roman" w:eastAsia="Times New Roman" w:hAnsi="Times New Roman" w:cs="Times New Roman"/>
-          <w:sz w:val="24"/>
-          <w:szCs w:val="24"/>
-        </w:rPr>
-        <w:t>sản phẩm muốn mua, sau đó nhấn vào nút “Mua hàng” ở góc dưới bên phải màn hình để tiến hành mua hàng.</w:t>
+        <w:t>Người dùng chọn vào checkbox của sản phẩm muốn mua, sau đó nhấn vào nút “Mua hàng” ở góc dưới bên phải màn hình để tiến hành mua hàng.</w:t>
       </w:r>
     </w:p>
     <w:p>
@@ -3074,322 +2785,47 @@
         <w:t>toán</w:t>
       </w:r>
       <w:proofErr w:type="spellEnd"/>
-    </w:p>
-    <w:p>
-      <w:pPr>
-        <w:pStyle w:val="Heading3"/>
-        <w:keepNext w:val="0"/>
-        <w:keepLines w:val="0"/>
-        <w:pBdr>
-          <w:top w:val="none" w:sz="0" w:space="2" w:color="auto"/>
-        </w:pBdr>
-        <w:spacing w:before="0" w:after="0" w:line="259" w:lineRule="auto"/>
-        <w:ind w:firstLine="720"/>
-        <w:rPr>
-          <w:rFonts w:ascii="Times New Roman" w:eastAsia="Times New Roman" w:hAnsi="Times New Roman" w:cs="Times New Roman"/>
-          <w:color w:val="000000"/>
-          <w:sz w:val="24"/>
-          <w:szCs w:val="24"/>
-        </w:rPr>
-      </w:pPr>
-      <w:r>
-        <w:rPr>
-          <w:rFonts w:ascii="Times New Roman" w:eastAsia="Times New Roman" w:hAnsi="Times New Roman" w:cs="Times New Roman"/>
-          <w:color w:val="000000"/>
-          <w:sz w:val="24"/>
-          <w:szCs w:val="24"/>
-        </w:rPr>
-        <w:t>4.1.10</w:t>
-      </w:r>
-      <w:r>
-        <w:rPr>
-          <w:rFonts w:ascii="Times New Roman" w:eastAsia="Times New Roman" w:hAnsi="Times New Roman" w:cs="Times New Roman"/>
-          <w:color w:val="000000"/>
-          <w:sz w:val="24"/>
-          <w:szCs w:val="24"/>
-        </w:rPr>
-        <w:t xml:space="preserve"> </w:t>
-      </w:r>
-      <w:proofErr w:type="spellStart"/>
-      <w:r>
-        <w:rPr>
-          <w:rFonts w:ascii="Times New Roman" w:eastAsia="Times New Roman" w:hAnsi="Times New Roman" w:cs="Times New Roman"/>
-          <w:color w:val="000000"/>
+      <w:r>
+        <w:rPr>
+          <w:rFonts w:ascii="Times New Roman" w:eastAsia="Times New Roman" w:hAnsi="Times New Roman" w:cs="Times New Roman"/>
           <w:sz w:val="24"/>
           <w:szCs w:val="24"/>
           <w:lang w:val="en-US"/>
         </w:rPr>
-        <w:t>Thực</w:t>
-      </w:r>
-      <w:proofErr w:type="spellEnd"/>
-      <w:r>
-        <w:rPr>
-          <w:rFonts w:ascii="Times New Roman" w:eastAsia="Times New Roman" w:hAnsi="Times New Roman" w:cs="Times New Roman"/>
-          <w:color w:val="000000"/>
-          <w:sz w:val="24"/>
-          <w:szCs w:val="24"/>
+        <w:pict>
+          <v:shapetype id="_x0000_t75" coordsize="21600,21600" o:spt="75" o:preferrelative="t" path="m@4@5l@4@11@9@11@9@5xe" filled="f" stroked="f">
+            <v:stroke joinstyle="miter"/>
+            <v:formulas>
+              <v:f eqn="if lineDrawn pixelLineWidth 0"/>
+              <v:f eqn="sum @0 1 0"/>
+              <v:f eqn="sum 0 0 @1"/>
+              <v:f eqn="prod @2 1 2"/>
+              <v:f eqn="prod @3 21600 pixelWidth"/>
+              <v:f eqn="prod @3 21600 pixelHeight"/>
+              <v:f eqn="sum @0 0 1"/>
+              <v:f eqn="prod @6 1 2"/>
+              <v:f eqn="prod @7 21600 pixelWidth"/>
+              <v:f eqn="sum @8 21600 0"/>
+              <v:f eqn="prod @7 21600 pixelHeight"/>
+              <v:f eqn="sum @10 21600 0"/>
+            </v:formulas>
+            <v:path o:extrusionok="f" gradientshapeok="t" o:connecttype="rect"/>
+            <o:lock v:ext="edit" aspectratio="t"/>
+          </v:shapetype>
+          <v:shape id="_x0000_i1025" type="#_x0000_t75" style="width:450.8pt;height:63.25pt">
+            <v:imagedata r:id="rId13" o:title="mua"/>
+          </v:shape>
+        </w:pict>
+      </w:r>
+    </w:p>
+    <w:p>
+      <w:pPr>
+        <w:rPr>
           <w:lang w:val="en-US"/>
         </w:rPr>
-        <w:t xml:space="preserve"> </w:t>
-      </w:r>
-      <w:proofErr w:type="spellStart"/>
-      <w:r>
-        <w:rPr>
-          <w:rFonts w:ascii="Times New Roman" w:eastAsia="Times New Roman" w:hAnsi="Times New Roman" w:cs="Times New Roman"/>
-          <w:color w:val="000000"/>
-          <w:sz w:val="24"/>
-          <w:szCs w:val="24"/>
-          <w:lang w:val="en-US"/>
-        </w:rPr>
-        <w:t>hiện</w:t>
-      </w:r>
-      <w:proofErr w:type="spellEnd"/>
-      <w:r>
-        <w:rPr>
-          <w:rFonts w:ascii="Times New Roman" w:eastAsia="Times New Roman" w:hAnsi="Times New Roman" w:cs="Times New Roman"/>
-          <w:color w:val="000000"/>
-          <w:sz w:val="24"/>
-          <w:szCs w:val="24"/>
-        </w:rPr>
-        <w:t xml:space="preserve"> thanh toán</w:t>
-      </w:r>
-    </w:p>
-    <w:p>
-      <w:pPr>
-        <w:numPr>
-          <w:ilvl w:val="0"/>
-          <w:numId w:val="16"/>
-        </w:numPr>
-        <w:spacing w:line="259" w:lineRule="auto"/>
-        <w:rPr>
-          <w:rFonts w:ascii="Times New Roman" w:eastAsia="Times New Roman" w:hAnsi="Times New Roman" w:cs="Times New Roman"/>
-          <w:sz w:val="24"/>
-          <w:szCs w:val="24"/>
-        </w:rPr>
-      </w:pPr>
-      <w:proofErr w:type="spellStart"/>
-      <w:r>
-        <w:rPr>
-          <w:rFonts w:ascii="Times New Roman" w:eastAsia="Times New Roman" w:hAnsi="Times New Roman" w:cs="Times New Roman"/>
-          <w:sz w:val="24"/>
-          <w:szCs w:val="24"/>
-          <w:lang w:val="en-US"/>
-        </w:rPr>
-        <w:t>Người</w:t>
-      </w:r>
-      <w:proofErr w:type="spellEnd"/>
-      <w:r>
-        <w:rPr>
-          <w:rFonts w:ascii="Times New Roman" w:eastAsia="Times New Roman" w:hAnsi="Times New Roman" w:cs="Times New Roman"/>
-          <w:sz w:val="24"/>
-          <w:szCs w:val="24"/>
-          <w:lang w:val="en-US"/>
-        </w:rPr>
-        <w:t xml:space="preserve"> </w:t>
-      </w:r>
-      <w:proofErr w:type="spellStart"/>
-      <w:r>
-        <w:rPr>
-          <w:rFonts w:ascii="Times New Roman" w:eastAsia="Times New Roman" w:hAnsi="Times New Roman" w:cs="Times New Roman"/>
-          <w:sz w:val="24"/>
-          <w:szCs w:val="24"/>
-          <w:lang w:val="en-US"/>
-        </w:rPr>
-        <w:t>dùng</w:t>
-      </w:r>
-      <w:proofErr w:type="spellEnd"/>
-      <w:r>
-        <w:rPr>
-          <w:rFonts w:ascii="Times New Roman" w:eastAsia="Times New Roman" w:hAnsi="Times New Roman" w:cs="Times New Roman"/>
-          <w:sz w:val="24"/>
-          <w:szCs w:val="24"/>
-          <w:lang w:val="en-US"/>
-        </w:rPr>
-        <w:t xml:space="preserve"> </w:t>
-      </w:r>
-      <w:proofErr w:type="spellStart"/>
-      <w:r>
-        <w:rPr>
-          <w:rFonts w:ascii="Times New Roman" w:eastAsia="Times New Roman" w:hAnsi="Times New Roman" w:cs="Times New Roman"/>
-          <w:sz w:val="24"/>
-          <w:szCs w:val="24"/>
-          <w:lang w:val="en-US"/>
-        </w:rPr>
-        <w:t>bắt</w:t>
-      </w:r>
-      <w:proofErr w:type="spellEnd"/>
-      <w:r>
-        <w:rPr>
-          <w:rFonts w:ascii="Times New Roman" w:eastAsia="Times New Roman" w:hAnsi="Times New Roman" w:cs="Times New Roman"/>
-          <w:sz w:val="24"/>
-          <w:szCs w:val="24"/>
-          <w:lang w:val="en-US"/>
-        </w:rPr>
-        <w:t xml:space="preserve"> </w:t>
-      </w:r>
-      <w:proofErr w:type="spellStart"/>
-      <w:r>
-        <w:rPr>
-          <w:rFonts w:ascii="Times New Roman" w:eastAsia="Times New Roman" w:hAnsi="Times New Roman" w:cs="Times New Roman"/>
-          <w:sz w:val="24"/>
-          <w:szCs w:val="24"/>
-          <w:lang w:val="en-US"/>
-        </w:rPr>
-        <w:t>đầu</w:t>
-      </w:r>
-      <w:proofErr w:type="spellEnd"/>
-      <w:r>
-        <w:rPr>
-          <w:rFonts w:ascii="Times New Roman" w:eastAsia="Times New Roman" w:hAnsi="Times New Roman" w:cs="Times New Roman"/>
-          <w:sz w:val="24"/>
-          <w:szCs w:val="24"/>
-          <w:lang w:val="en-US"/>
-        </w:rPr>
-        <w:t xml:space="preserve"> </w:t>
-      </w:r>
-      <w:proofErr w:type="spellStart"/>
-      <w:r>
-        <w:rPr>
-          <w:rFonts w:ascii="Times New Roman" w:eastAsia="Times New Roman" w:hAnsi="Times New Roman" w:cs="Times New Roman"/>
-          <w:sz w:val="24"/>
-          <w:szCs w:val="24"/>
-          <w:lang w:val="en-US"/>
-        </w:rPr>
-        <w:t>nhập</w:t>
-      </w:r>
-      <w:proofErr w:type="spellEnd"/>
-      <w:r>
-        <w:rPr>
-          <w:rFonts w:ascii="Times New Roman" w:eastAsia="Times New Roman" w:hAnsi="Times New Roman" w:cs="Times New Roman"/>
-          <w:sz w:val="24"/>
-          <w:szCs w:val="24"/>
-          <w:lang w:val="en-US"/>
-        </w:rPr>
-        <w:t xml:space="preserve"> </w:t>
-      </w:r>
-      <w:proofErr w:type="spellStart"/>
-      <w:r>
-        <w:rPr>
-          <w:rFonts w:ascii="Times New Roman" w:eastAsia="Times New Roman" w:hAnsi="Times New Roman" w:cs="Times New Roman"/>
-          <w:sz w:val="24"/>
-          <w:szCs w:val="24"/>
-          <w:lang w:val="en-US"/>
-        </w:rPr>
-        <w:t>thông</w:t>
-      </w:r>
-      <w:proofErr w:type="spellEnd"/>
-      <w:r>
-        <w:rPr>
-          <w:rFonts w:ascii="Times New Roman" w:eastAsia="Times New Roman" w:hAnsi="Times New Roman" w:cs="Times New Roman"/>
-          <w:sz w:val="24"/>
-          <w:szCs w:val="24"/>
-          <w:lang w:val="en-US"/>
-        </w:rPr>
-        <w:t xml:space="preserve"> tin </w:t>
-      </w:r>
-      <w:proofErr w:type="spellStart"/>
-      <w:r>
-        <w:rPr>
-          <w:rFonts w:ascii="Times New Roman" w:eastAsia="Times New Roman" w:hAnsi="Times New Roman" w:cs="Times New Roman"/>
-          <w:sz w:val="24"/>
-          <w:szCs w:val="24"/>
-          <w:lang w:val="en-US"/>
-        </w:rPr>
-        <w:t>cần</w:t>
-      </w:r>
-      <w:proofErr w:type="spellEnd"/>
-      <w:r>
-        <w:rPr>
-          <w:rFonts w:ascii="Times New Roman" w:eastAsia="Times New Roman" w:hAnsi="Times New Roman" w:cs="Times New Roman"/>
-          <w:sz w:val="24"/>
-          <w:szCs w:val="24"/>
-          <w:lang w:val="en-US"/>
-        </w:rPr>
-        <w:t xml:space="preserve"> </w:t>
-      </w:r>
-      <w:proofErr w:type="spellStart"/>
-      <w:r>
-        <w:rPr>
-          <w:rFonts w:ascii="Times New Roman" w:eastAsia="Times New Roman" w:hAnsi="Times New Roman" w:cs="Times New Roman"/>
-          <w:sz w:val="24"/>
-          <w:szCs w:val="24"/>
-          <w:lang w:val="en-US"/>
-        </w:rPr>
-        <w:t>thiết</w:t>
-      </w:r>
-      <w:proofErr w:type="spellEnd"/>
-      <w:r>
-        <w:rPr>
-          <w:rFonts w:ascii="Times New Roman" w:eastAsia="Times New Roman" w:hAnsi="Times New Roman" w:cs="Times New Roman"/>
-          <w:sz w:val="24"/>
-          <w:szCs w:val="24"/>
-          <w:lang w:val="en-US"/>
-        </w:rPr>
-        <w:t xml:space="preserve"> </w:t>
-      </w:r>
-      <w:proofErr w:type="spellStart"/>
-      <w:r>
-        <w:rPr>
-          <w:rFonts w:ascii="Times New Roman" w:eastAsia="Times New Roman" w:hAnsi="Times New Roman" w:cs="Times New Roman"/>
-          <w:sz w:val="24"/>
-          <w:szCs w:val="24"/>
-          <w:lang w:val="en-US"/>
-        </w:rPr>
-        <w:t>để</w:t>
-      </w:r>
-      <w:proofErr w:type="spellEnd"/>
-      <w:r>
-        <w:rPr>
-          <w:rFonts w:ascii="Times New Roman" w:eastAsia="Times New Roman" w:hAnsi="Times New Roman" w:cs="Times New Roman"/>
-          <w:sz w:val="24"/>
-          <w:szCs w:val="24"/>
-          <w:lang w:val="en-US"/>
-        </w:rPr>
-        <w:t xml:space="preserve"> </w:t>
-      </w:r>
-      <w:proofErr w:type="spellStart"/>
-      <w:r>
-        <w:rPr>
-          <w:rFonts w:ascii="Times New Roman" w:eastAsia="Times New Roman" w:hAnsi="Times New Roman" w:cs="Times New Roman"/>
-          <w:sz w:val="24"/>
-          <w:szCs w:val="24"/>
-          <w:lang w:val="en-US"/>
-        </w:rPr>
-        <w:t>thanh</w:t>
-      </w:r>
-      <w:proofErr w:type="spellEnd"/>
-      <w:r>
-        <w:rPr>
-          <w:rFonts w:ascii="Times New Roman" w:eastAsia="Times New Roman" w:hAnsi="Times New Roman" w:cs="Times New Roman"/>
-          <w:sz w:val="24"/>
-          <w:szCs w:val="24"/>
-          <w:lang w:val="en-US"/>
-        </w:rPr>
-        <w:t xml:space="preserve"> toán</w:t>
-      </w:r>
-      <w:bookmarkStart w:id="15" w:name="_GoBack"/>
-      <w:bookmarkEnd w:id="15"/>
-    </w:p>
-    <w:p>
-      <w:pPr>
-        <w:pStyle w:val="ListParagraph"/>
-        <w:ind w:left="360"/>
-        <w:rPr>
-          <w:rFonts w:ascii="Times New Roman" w:eastAsia="Times New Roman" w:hAnsi="Times New Roman" w:cs="Times New Roman"/>
-          <w:color w:val="2F5496"/>
-          <w:sz w:val="24"/>
-          <w:szCs w:val="24"/>
-        </w:rPr>
-      </w:pPr>
-    </w:p>
-    <w:p/>
-    <w:p>
-      <w:pPr>
-        <w:rPr>
-          <w:lang w:val="en-US"/>
-        </w:rPr>
-      </w:pPr>
-    </w:p>
+      </w:pPr>
+    </w:p>
+    <w:bookmarkEnd w:id="0"/>
     <w:p/>
     <w:sectPr>
       <w:pgSz w:w="11909" w:h="16834"/>
